--- a/codice/ITA_Template_Bollettino_pubblicazione.docx
+++ b/codice/ITA_Template_Bollettino_pubblicazione.docx
@@ -447,7 +447,7 @@
           <w:szCs w:val="28"/>
           <w:lang w:val="it-IT"/>
         </w:rPr>
-        <w:t xml:space="preserve">Albertini - Dott.ssa Marta Pezzato - Dott. Mostafa Mohieldin Mahgoub Ibrahim </w:t>
+        <w:t xml:space="preserve">Albertini - Dott. Mostafa Mohieldin Mahgoub Ibrahim </w:t>
       </w:r>
       <w:bookmarkStart w:id="0" w:name="_GoBack"/>
       <w:bookmarkEnd w:id="0"/>
@@ -3956,7 +3956,7 @@
     <w:tbl>
       <w:tblPr>
         <w:tblpPr w:vertAnchor="text" w:horzAnchor="margin" w:tblpXSpec="center" w:leftFromText="141" w:rightFromText="141" w:tblpY="95"/>
-        <w:tblW w:w="6269" w:type="dxa"/>
+        <w:tblW w:w="11800" w:type="dxa"/>
         <w:jc w:val="center"/>
         <w:tblInd w:w="0" w:type="dxa"/>
         <w:tblLayout w:type="fixed"/>
@@ -3969,11 +3969,11 @@
         <w:tblLook w:val="04a0" w:noHBand="0" w:noVBand="1" w:firstColumn="1" w:lastRow="0" w:lastColumn="0" w:firstRow="1"/>
       </w:tblPr>
       <w:tblGrid>
-        <w:gridCol w:w="2649"/>
-        <w:gridCol w:w="1030"/>
-        <w:gridCol w:w="914"/>
-        <w:gridCol w:w="978"/>
-        <w:gridCol w:w="698"/>
+        <w:gridCol w:w="4200"/>
+        <w:gridCol w:w="2200"/>
+        <w:gridCol w:w="1900"/>
+        <w:gridCol w:w="1900"/>
+        <w:gridCol w:w="1600"/>
       </w:tblGrid>
       <w:tr>
         <w:trPr>
@@ -3981,7 +3981,7 @@
         </w:trPr>
         <w:tc>
           <w:tcPr>
-            <w:tcW w:w="2649" w:type="dxa"/>
+            <w:tcW w:w="4200" w:type="dxa"/>
             <w:tcBorders>
               <w:top w:val="single" w:sz="8" w:space="0" w:color="000000"/>
               <w:left w:val="single" w:sz="8" w:space="0" w:color="000000"/>
@@ -4018,7 +4018,7 @@
         </w:tc>
         <w:tc>
           <w:tcPr>
-            <w:tcW w:w="1030" w:type="dxa"/>
+            <w:tcW w:w="2200" w:type="dxa"/>
             <w:tcBorders>
               <w:top w:val="single" w:sz="8" w:space="0" w:color="000000"/>
               <w:bottom w:val="single" w:sz="8" w:space="0" w:color="000000"/>
@@ -4054,7 +4054,7 @@
         </w:tc>
         <w:tc>
           <w:tcPr>
-            <w:tcW w:w="914" w:type="dxa"/>
+            <w:tcW w:w="1900" w:type="dxa"/>
             <w:tcBorders>
               <w:top w:val="single" w:sz="8" w:space="0" w:color="000000"/>
               <w:bottom w:val="single" w:sz="8" w:space="0" w:color="000000"/>
@@ -4090,7 +4090,7 @@
         </w:tc>
         <w:tc>
           <w:tcPr>
-            <w:tcW w:w="978" w:type="dxa"/>
+            <w:tcW w:w="1900" w:type="dxa"/>
             <w:tcBorders>
               <w:top w:val="single" w:sz="8" w:space="0" w:color="000000"/>
               <w:bottom w:val="single" w:sz="8" w:space="0" w:color="000000"/>
@@ -4126,7 +4126,7 @@
         </w:tc>
         <w:tc>
           <w:tcPr>
-            <w:tcW w:w="698" w:type="dxa"/>
+            <w:tcW w:w="1600" w:type="dxa"/>
             <w:tcBorders>
               <w:top w:val="single" w:sz="8" w:space="0" w:color="000000"/>
               <w:bottom w:val="single" w:sz="8" w:space="0" w:color="000000"/>
